--- a/20251/Quản lý dự án phần mềm/Báo cáo cuối kỳ.docx
+++ b/20251/Quản lý dự án phần mềm/Báo cáo cuối kỳ.docx
@@ -215,7 +215,7 @@
                           <pic:cNvPicPr/>
                         </pic:nvPicPr>
                         <pic:blipFill>
-                          <a:blip r:embed="rId5" cstate="print">
+                          <a:blip r:embed="rId6" cstate="print">
                             <a:extLst>
                               <a:ext uri="{28A0092B-C50C-407E-A947-70E740481C1C}">
                                 <a14:useLocalDpi xmlns:a14="http://schemas.microsoft.com/office/drawing/2010/main" val="0"/>
@@ -629,6 +629,15 @@
               </w:rPr>
               <w:t>Nguyễn Hoàng Tùng</w:t>
             </w:r>
+            <w:r>
+              <w:rPr>
+                <w:rFonts w:cs="Times New Roman"/>
+                <w:i/>
+                <w:iCs/>
+                <w:lang w:val="de-DE"/>
+              </w:rPr>
+              <w:t xml:space="preserve"> – B22DCDT294</w:t>
+            </w:r>
           </w:p>
           <w:p>
             <w:pPr>
@@ -648,6 +657,15 @@
                 <w:lang w:val="de-DE"/>
               </w:rPr>
               <w:t>Đinh Quyết Thắng</w:t>
+            </w:r>
+            <w:r>
+              <w:rPr>
+                <w:rFonts w:cs="Times New Roman"/>
+                <w:i/>
+                <w:iCs/>
+                <w:lang w:val="de-DE"/>
+              </w:rPr>
+              <w:t xml:space="preserve"> – B22DCCN809</w:t>
             </w:r>
           </w:p>
         </w:tc>
@@ -2164,23 +2182,6 @@
     </w:p>
     <w:p>
       <w:pPr>
-        <w:ind w:firstLine="720"/>
-        <w:contextualSpacing w:val="0"/>
-        <w:rPr>
-          <w:rFonts w:cs="Times New Roman"/>
-          <w:lang w:val="en-US"/>
-        </w:rPr>
-      </w:pPr>
-      <w:r>
-        <w:rPr>
-          <w:rFonts w:cs="Times New Roman"/>
-          <w:lang w:val="en-US"/>
-        </w:rPr>
-        <w:t>(Dựa trên các mục tiêu mẫu )</w:t>
-      </w:r>
-    </w:p>
-    <w:p>
-      <w:pPr>
         <w:numPr>
           <w:ilvl w:val="0"/>
           <w:numId w:val="4"/>
@@ -2236,7 +2237,6 @@
           <w:rFonts w:cs="Times New Roman"/>
           <w:lang w:val="en-US"/>
         </w:rPr>
-        <w:lastRenderedPageBreak/>
         <w:t>Hoàn thành dự án trong thời gian và chi phí dự kiến ban đầu.</w:t>
       </w:r>
     </w:p>
@@ -2868,7 +2868,14 @@
           <w:rFonts w:cs="Times New Roman"/>
           <w:lang w:val="en-US"/>
         </w:rPr>
-        <w:t>400</w:t>
+        <w:t>4</w:t>
+      </w:r>
+      <w:r>
+        <w:rPr>
+          <w:rFonts w:cs="Times New Roman"/>
+          <w:lang w:val="en-US"/>
+        </w:rPr>
+        <w:t>15</w:t>
       </w:r>
       <w:r>
         <w:rPr>
@@ -5369,23 +5376,6 @@
           <w:rFonts w:cs="Times New Roman"/>
           <w:lang w:val="en-US"/>
         </w:rPr>
-        <w:t>(Dựa trên các yêu cầu phi chức năng mẫu )</w:t>
-      </w:r>
-    </w:p>
-    <w:p>
-      <w:pPr>
-        <w:ind w:left="720"/>
-        <w:contextualSpacing w:val="0"/>
-        <w:rPr>
-          <w:rFonts w:cs="Times New Roman"/>
-          <w:lang w:val="en-US"/>
-        </w:rPr>
-      </w:pPr>
-      <w:r>
-        <w:rPr>
-          <w:rFonts w:cs="Times New Roman"/>
-          <w:lang w:val="en-US"/>
-        </w:rPr>
         <w:t>Dự án xây dựng hệ thống phải đáp ứng được những yêu cầu sau:</w:t>
       </w:r>
     </w:p>
@@ -5796,21 +5786,7 @@
           <w:rFonts w:cs="Times New Roman"/>
           <w:lang w:val="en-US"/>
         </w:rPr>
-        <w:t xml:space="preserve"> </w:t>
-      </w:r>
-      <w:r>
-        <w:rPr>
-          <w:rFonts w:cs="Times New Roman"/>
-          <w:lang w:val="en-US"/>
-        </w:rPr>
-        <w:t>29</w:t>
-      </w:r>
-      <w:r>
-        <w:rPr>
-          <w:rFonts w:cs="Times New Roman"/>
-          <w:lang w:val="en-US"/>
-        </w:rPr>
-        <w:t>/10/2026</w:t>
+        <w:t xml:space="preserve"> 29/10/2026</w:t>
       </w:r>
     </w:p>
     <w:p>
@@ -5901,7 +5877,7 @@
                     </pic:cNvPicPr>
                   </pic:nvPicPr>
                   <pic:blipFill>
-                    <a:blip r:embed="rId6">
+                    <a:blip r:embed="rId7">
                       <a:extLst>
                         <a:ext uri="{28A0092B-C50C-407E-A947-70E740481C1C}">
                           <a14:useLocalDpi xmlns:a14="http://schemas.microsoft.com/office/drawing/2010/main" val="0"/>
@@ -5985,7 +5961,7 @@
                     </pic:cNvPicPr>
                   </pic:nvPicPr>
                   <pic:blipFill>
-                    <a:blip r:embed="rId7">
+                    <a:blip r:embed="rId8">
                       <a:extLst>
                         <a:ext uri="{28A0092B-C50C-407E-A947-70E740481C1C}">
                           <a14:useLocalDpi xmlns:a14="http://schemas.microsoft.com/office/drawing/2010/main" val="0"/>
@@ -6069,7 +6045,7 @@
                     </pic:cNvPicPr>
                   </pic:nvPicPr>
                   <pic:blipFill>
-                    <a:blip r:embed="rId8">
+                    <a:blip r:embed="rId9">
                       <a:extLst>
                         <a:ext uri="{28A0092B-C50C-407E-A947-70E740481C1C}">
                           <a14:useLocalDpi xmlns:a14="http://schemas.microsoft.com/office/drawing/2010/main" val="0"/>
@@ -6218,7 +6194,7 @@
           <w:bCs/>
           <w:lang w:val="en-US"/>
         </w:rPr>
-        <w:t>Tổng chi phí</w:t>
+        <w:t xml:space="preserve">Tổng chi phí: </w:t>
       </w:r>
       <w:r>
         <w:rPr>
@@ -6227,7 +6203,7 @@
           <w:bCs/>
           <w:lang w:val="en-US"/>
         </w:rPr>
-        <w:t xml:space="preserve">: </w:t>
+        <w:t>384.225.000</w:t>
       </w:r>
       <w:r>
         <w:rPr>
@@ -6236,46 +6212,28 @@
           <w:bCs/>
           <w:lang w:val="en-US"/>
         </w:rPr>
-        <w:t>384.225.000</w:t>
-      </w:r>
-      <w:r>
+        <w:t xml:space="preserve"> VNĐ</w:t>
+      </w:r>
+    </w:p>
+    <w:p>
+      <w:pPr>
+        <w:ind w:firstLine="720"/>
+        <w:contextualSpacing w:val="0"/>
         <w:rPr>
           <w:rFonts w:cs="Times New Roman"/>
           <w:b/>
           <w:bCs/>
           <w:lang w:val="en-US"/>
         </w:rPr>
-        <w:t xml:space="preserve"> VNĐ</w:t>
-      </w:r>
-    </w:p>
-    <w:p>
-      <w:pPr>
-        <w:ind w:firstLine="720"/>
-        <w:contextualSpacing w:val="0"/>
+      </w:pPr>
+      <w:r>
         <w:rPr>
           <w:rFonts w:cs="Times New Roman"/>
           <w:b/>
           <w:bCs/>
           <w:lang w:val="en-US"/>
         </w:rPr>
-      </w:pPr>
-      <w:r>
-        <w:rPr>
-          <w:rFonts w:cs="Times New Roman"/>
-          <w:b/>
-          <w:bCs/>
-          <w:lang w:val="en-US"/>
-        </w:rPr>
-        <w:t>Bảng tóm tắt chi phí và tài nguyên</w:t>
-      </w:r>
-      <w:r>
-        <w:rPr>
-          <w:rFonts w:cs="Times New Roman"/>
-          <w:b/>
-          <w:bCs/>
-          <w:lang w:val="en-US"/>
-        </w:rPr>
-        <w:t>:</w:t>
+        <w:t>Bảng tóm tắt chi phí và tài nguyên:</w:t>
       </w:r>
     </w:p>
     <w:p>
@@ -6355,7 +6313,7 @@
                     </pic:cNvPicPr>
                   </pic:nvPicPr>
                   <pic:blipFill>
-                    <a:blip r:embed="rId9">
+                    <a:blip r:embed="rId10">
                       <a:extLst>
                         <a:ext uri="{28A0092B-C50C-407E-A947-70E740481C1C}">
                           <a14:useLocalDpi xmlns:a14="http://schemas.microsoft.com/office/drawing/2010/main" val="0"/>
@@ -6424,7 +6382,7 @@
                     </pic:cNvPicPr>
                   </pic:nvPicPr>
                   <pic:blipFill>
-                    <a:blip r:embed="rId10">
+                    <a:blip r:embed="rId11">
                       <a:extLst>
                         <a:ext uri="{28A0092B-C50C-407E-A947-70E740481C1C}">
                           <a14:useLocalDpi xmlns:a14="http://schemas.microsoft.com/office/drawing/2010/main" val="0"/>
@@ -7239,6 +7197,7 @@
                 <w:rFonts w:cs="Times New Roman"/>
                 <w:lang w:val="en-US"/>
               </w:rPr>
+              <w:lastRenderedPageBreak/>
               <w:t>4</w:t>
             </w:r>
           </w:p>
@@ -7502,6 +7461,82 @@
     </w:tbl>
     <w:p>
       <w:pPr>
+        <w:contextualSpacing w:val="0"/>
+        <w:rPr>
+          <w:rFonts w:cs="Times New Roman"/>
+          <w:b/>
+          <w:bCs/>
+          <w:lang w:val="en-US"/>
+        </w:rPr>
+      </w:pPr>
+      <w:r>
+        <w:rPr>
+          <w:rFonts w:cs="Times New Roman"/>
+          <w:b/>
+          <w:bCs/>
+          <w:lang w:val="en-US"/>
+        </w:rPr>
+        <w:lastRenderedPageBreak/>
+        <w:tab/>
+        <w:t>Ứng dụng AI trong dự đoán rủi ro</w:t>
+      </w:r>
+    </w:p>
+    <w:p>
+      <w:pPr>
+        <w:contextualSpacing w:val="0"/>
+        <w:rPr>
+          <w:rFonts w:cs="Times New Roman"/>
+          <w:lang w:val="en-US"/>
+        </w:rPr>
+      </w:pPr>
+      <w:r>
+        <w:rPr>
+          <w:rFonts w:cs="Times New Roman"/>
+          <w:lang w:val="en-US"/>
+        </w:rPr>
+        <w:tab/>
+      </w:r>
+      <w:r>
+        <w:rPr>
+          <w:rFonts w:cs="Times New Roman"/>
+        </w:rPr>
+        <w:t>Ngoài các rủi ro được xác định thủ công, dự án còn áp dụng các mô hình AI dự đoán (Predictive AI). Bằng cách phân tích dữ liệu từ file Microsoft Project (như các công việc có độ phức tạp cao, tài nguyên bị quá tải) và lịch sử các dự án tương tự, AI có thể cảnh báo sớm các rủi ro tiềm ẩn mà con người có thể bỏ sót, ví dụ như nguy cơ trễ tiến độ ở các module phức tạp như 'Lập trình Module Tính tiền &amp; Thanh toán' (Task 4.4.6).</w:t>
+      </w:r>
+    </w:p>
+    <w:p>
+      <w:pPr>
+        <w:contextualSpacing w:val="0"/>
+        <w:rPr>
+          <w:rFonts w:cs="Times New Roman"/>
+          <w:b/>
+          <w:bCs/>
+          <w:lang w:val="en-US"/>
+        </w:rPr>
+      </w:pPr>
+    </w:p>
+    <w:p>
+      <w:pPr>
+        <w:autoSpaceDE/>
+        <w:autoSpaceDN/>
+        <w:spacing w:after="160" w:line="278" w:lineRule="auto"/>
+        <w:contextualSpacing w:val="0"/>
+        <w:rPr>
+          <w:rFonts w:cs="Times New Roman"/>
+          <w:b/>
+          <w:bCs/>
+        </w:rPr>
+      </w:pPr>
+      <w:r>
+        <w:rPr>
+          <w:rFonts w:cs="Times New Roman"/>
+          <w:b/>
+          <w:bCs/>
+        </w:rPr>
+        <w:br w:type="page"/>
+      </w:r>
+    </w:p>
+    <w:p>
+      <w:pPr>
         <w:pStyle w:val="ListParagraph"/>
         <w:numPr>
           <w:ilvl w:val="1"/>
@@ -8025,6 +8060,204 @@
     </w:p>
     <w:p>
       <w:pPr>
+        <w:ind w:left="720"/>
+        <w:contextualSpacing w:val="0"/>
+        <w:rPr>
+          <w:rFonts w:cs="Times New Roman"/>
+          <w:b/>
+          <w:bCs/>
+        </w:rPr>
+      </w:pPr>
+      <w:r>
+        <w:rPr>
+          <w:rFonts w:cs="Times New Roman"/>
+          <w:b/>
+          <w:bCs/>
+        </w:rPr>
+        <w:t>Ứng dụng AI trong Đảm bảo và Kiểm soát Chất lượng</w:t>
+      </w:r>
+    </w:p>
+    <w:p>
+      <w:pPr>
+        <w:pStyle w:val="ListParagraph"/>
+        <w:numPr>
+          <w:ilvl w:val="0"/>
+          <w:numId w:val="27"/>
+        </w:numPr>
+        <w:contextualSpacing w:val="0"/>
+        <w:rPr>
+          <w:rFonts w:cs="Times New Roman"/>
+          <w:lang w:val="en-US"/>
+        </w:rPr>
+      </w:pPr>
+      <w:r>
+        <w:rPr>
+          <w:rFonts w:cs="Times New Roman"/>
+          <w:b/>
+          <w:bCs/>
+          <w:lang w:val="en-US"/>
+        </w:rPr>
+        <w:t>AI trong Đảm bảo Chất lượng Mã nguồn (Coding):</w:t>
+      </w:r>
+    </w:p>
+    <w:p>
+      <w:pPr>
+        <w:numPr>
+          <w:ilvl w:val="1"/>
+          <w:numId w:val="27"/>
+        </w:numPr>
+        <w:contextualSpacing w:val="0"/>
+        <w:rPr>
+          <w:rFonts w:cs="Times New Roman"/>
+          <w:lang w:val="en-US"/>
+        </w:rPr>
+      </w:pPr>
+      <w:r>
+        <w:rPr>
+          <w:rFonts w:cs="Times New Roman"/>
+          <w:lang w:val="en-US"/>
+        </w:rPr>
+        <w:t>Để nâng cao chất lượng mã nguồn ngay từ khâu lập trình (Tasks 4.4.1 - 4.4.9), đội dự án (do Lê Quang Hùng dẫn dắt) được trang bị các công cụ Trợ lý Lập trình AI (như GitHub Copilot).</w:t>
+      </w:r>
+    </w:p>
+    <w:p>
+      <w:pPr>
+        <w:numPr>
+          <w:ilvl w:val="1"/>
+          <w:numId w:val="27"/>
+        </w:numPr>
+        <w:contextualSpacing w:val="0"/>
+        <w:rPr>
+          <w:rFonts w:cs="Times New Roman"/>
+          <w:lang w:val="en-US"/>
+        </w:rPr>
+      </w:pPr>
+      <w:r>
+        <w:rPr>
+          <w:rFonts w:cs="Times New Roman"/>
+          <w:lang w:val="en-US"/>
+        </w:rPr>
+        <w:t>AI hỗ trợ gợi ý mã, tìm lỗi cú pháp, và đề xuất các phương án tối ưu hóa. Các công cụ AI cũng được dùng để tự động đánh giá mã nguồn (Automated Code Review), giúp phát hiện các lỗ hổng bảo mật hoặc vi phạm tiêu chuẩn code trước khi Trưởng nhóm lập trình review thủ công.</w:t>
+      </w:r>
+    </w:p>
+    <w:p>
+      <w:pPr>
+        <w:pStyle w:val="ListParagraph"/>
+        <w:numPr>
+          <w:ilvl w:val="0"/>
+          <w:numId w:val="28"/>
+        </w:numPr>
+        <w:contextualSpacing w:val="0"/>
+        <w:rPr>
+          <w:rFonts w:cs="Times New Roman"/>
+          <w:lang w:val="en-US"/>
+        </w:rPr>
+      </w:pPr>
+      <w:r>
+        <w:rPr>
+          <w:rFonts w:cs="Times New Roman"/>
+          <w:b/>
+          <w:bCs/>
+          <w:lang w:val="en-US"/>
+        </w:rPr>
+        <w:t>AI trong Kiểm soát Chất lượng (Testing):</w:t>
+      </w:r>
+      <w:r>
+        <w:rPr>
+          <w:rFonts w:cs="Times New Roman"/>
+          <w:b/>
+          <w:bCs/>
+          <w:lang w:val="en-US"/>
+        </w:rPr>
+        <w:t xml:space="preserve"> </w:t>
+      </w:r>
+      <w:r>
+        <w:rPr>
+          <w:rFonts w:cs="Times New Roman"/>
+          <w:lang w:val="en-US"/>
+        </w:rPr>
+        <w:t>Để tăng tốc giai đoạn kiểm thử (Task 4.5), nhóm kiểm thử (do Phạm Thị Mai Lan dẫn dắt) đã áp dụng AI vào các công việc sau:</w:t>
+      </w:r>
+    </w:p>
+    <w:p>
+      <w:pPr>
+        <w:numPr>
+          <w:ilvl w:val="1"/>
+          <w:numId w:val="28"/>
+        </w:numPr>
+        <w:contextualSpacing w:val="0"/>
+        <w:rPr>
+          <w:rFonts w:cs="Times New Roman"/>
+          <w:lang w:val="en-US"/>
+        </w:rPr>
+      </w:pPr>
+      <w:r>
+        <w:rPr>
+          <w:rFonts w:cs="Times New Roman"/>
+          <w:b/>
+          <w:bCs/>
+          <w:lang w:val="en-US"/>
+        </w:rPr>
+        <w:t>Tự động tạo Test Case:</w:t>
+      </w:r>
+      <w:r>
+        <w:rPr>
+          <w:rFonts w:cs="Times New Roman"/>
+          <w:lang w:val="en-US"/>
+        </w:rPr>
+        <w:t xml:space="preserve"> AI phân tích "Tài liệu đặc tả yêu cầu - SRS" (Task 4.1.3) để tự động tạo ra các kịch bản kiểm thử (Test Case) cơ bản, giúp rút ngắn thời gian cho công việc "Thiết kế kiểm thử" (Task 4.5.1).</w:t>
+      </w:r>
+    </w:p>
+    <w:p>
+      <w:pPr>
+        <w:numPr>
+          <w:ilvl w:val="1"/>
+          <w:numId w:val="28"/>
+        </w:numPr>
+        <w:contextualSpacing w:val="0"/>
+        <w:rPr>
+          <w:rFonts w:cs="Times New Roman"/>
+          <w:lang w:val="en-US"/>
+        </w:rPr>
+      </w:pPr>
+      <w:r>
+        <w:rPr>
+          <w:rFonts w:cs="Times New Roman"/>
+          <w:b/>
+          <w:bCs/>
+          <w:lang w:val="en-US"/>
+        </w:rPr>
+        <w:t>Phân loại lỗi thông minh:</w:t>
+      </w:r>
+      <w:r>
+        <w:rPr>
+          <w:rFonts w:cs="Times New Roman"/>
+          <w:lang w:val="en-US"/>
+        </w:rPr>
+        <w:t xml:space="preserve"> Khi lỗi được báo cáo (Task 4.5.4), AI tự động phân tích mô tả lỗi, gán độ ưu tiên (Priority) và chỉ định (Assign) cho lập trình viên phù hợp, giúp giảm thời gian quản lý lỗi.</w:t>
+      </w:r>
+    </w:p>
+    <w:p>
+      <w:pPr>
+        <w:ind w:left="720"/>
+        <w:contextualSpacing w:val="0"/>
+        <w:rPr>
+          <w:rFonts w:cs="Times New Roman"/>
+          <w:lang w:val="en-US"/>
+        </w:rPr>
+      </w:pPr>
+    </w:p>
+    <w:p>
+      <w:pPr>
+        <w:contextualSpacing w:val="0"/>
+        <w:rPr>
+          <w:rFonts w:cs="Times New Roman"/>
+          <w:lang w:val="en-US"/>
+        </w:rPr>
+      </w:pPr>
+    </w:p>
+    <w:p>
+      <w:pPr>
         <w:pStyle w:val="ListParagraph"/>
         <w:numPr>
           <w:ilvl w:val="1"/>
@@ -8045,6 +8278,7 @@
           <w:b/>
           <w:bCs/>
         </w:rPr>
+        <w:lastRenderedPageBreak/>
         <w:t>Quản lý nguồn lực dự án</w:t>
       </w:r>
     </w:p>
@@ -10750,7 +10984,7 @@
             <wp:cNvGraphicFramePr/>
             <a:graphic xmlns:a="http://schemas.openxmlformats.org/drawingml/2006/main">
               <a:graphicData uri="http://schemas.openxmlformats.org/drawingml/2006/chart">
-                <c:chart xmlns:c="http://schemas.openxmlformats.org/drawingml/2006/chart" xmlns:r="http://schemas.openxmlformats.org/officeDocument/2006/relationships" r:id="rId11"/>
+                <c:chart xmlns:c="http://schemas.openxmlformats.org/drawingml/2006/chart" xmlns:r="http://schemas.openxmlformats.org/officeDocument/2006/relationships" r:id="rId12"/>
               </a:graphicData>
             </a:graphic>
           </wp:inline>
@@ -10780,7 +11014,6 @@
           <w:rFonts w:cs="Times New Roman"/>
           <w:lang w:val="en-US"/>
         </w:rPr>
-        <w:lastRenderedPageBreak/>
         <w:t>Kế hoạch nhân sự được bố trí theo nhu cầu của các giai đoạn. Giai đoạn đầu (Phân tích) cần nhiều Chuyên viên nghiệp vụ. Giai đoạn giữa (Lập trình) cần nhiều Lập trình viên. Giai đoạn cuối (Kiểm thử) cần nhiều Chuyên viên kiểm thử.</w:t>
       </w:r>
     </w:p>
@@ -10869,6 +11102,7 @@
           <w:rFonts w:cs="Times New Roman"/>
           <w:lang w:val="en-US"/>
         </w:rPr>
+        <w:lastRenderedPageBreak/>
         <w:t xml:space="preserve">Phát hiện sớm các tài nguyên bị </w:t>
       </w:r>
       <w:r>
@@ -10984,7 +11218,7 @@
             <wp:cNvGraphicFramePr/>
             <a:graphic xmlns:a="http://schemas.openxmlformats.org/drawingml/2006/main">
               <a:graphicData uri="http://schemas.openxmlformats.org/drawingml/2006/diagram">
-                <dgm:relIds xmlns:dgm="http://schemas.openxmlformats.org/drawingml/2006/diagram" xmlns:r="http://schemas.openxmlformats.org/officeDocument/2006/relationships" r:dm="rId12" r:lo="rId13" r:qs="rId14" r:cs="rId15"/>
+                <dgm:relIds xmlns:dgm="http://schemas.openxmlformats.org/drawingml/2006/diagram" xmlns:r="http://schemas.openxmlformats.org/officeDocument/2006/relationships" r:dm="rId13" r:lo="rId14" r:qs="rId15" r:cs="rId16"/>
               </a:graphicData>
             </a:graphic>
           </wp:inline>
@@ -11091,7 +11325,7 @@
                     </pic:cNvPicPr>
                   </pic:nvPicPr>
                   <pic:blipFill>
-                    <a:blip r:embed="rId17">
+                    <a:blip r:embed="rId18">
                       <a:extLst>
                         <a:ext uri="{28A0092B-C50C-407E-A947-70E740481C1C}">
                           <a14:useLocalDpi xmlns:a14="http://schemas.microsoft.com/office/drawing/2010/main" val="0"/>
@@ -11261,7 +11495,7 @@
                     </pic:cNvPicPr>
                   </pic:nvPicPr>
                   <pic:blipFill rotWithShape="1">
-                    <a:blip r:embed="rId18">
+                    <a:blip r:embed="rId19">
                       <a:extLst>
                         <a:ext uri="{28A0092B-C50C-407E-A947-70E740481C1C}">
                           <a14:useLocalDpi xmlns:a14="http://schemas.microsoft.com/office/drawing/2010/main" val="0"/>
@@ -11476,6 +11710,16 @@
     </w:p>
     <w:p>
       <w:pPr>
+        <w:ind w:left="720"/>
+        <w:contextualSpacing w:val="0"/>
+        <w:rPr>
+          <w:rFonts w:cs="Times New Roman"/>
+          <w:lang w:val="en-US"/>
+        </w:rPr>
+      </w:pPr>
+    </w:p>
+    <w:p>
+      <w:pPr>
         <w:ind w:firstLine="720"/>
         <w:contextualSpacing w:val="0"/>
         <w:rPr>
@@ -11617,6 +11861,129 @@
           <w:lang w:val="en-US"/>
         </w:rPr>
       </w:pPr>
+    </w:p>
+    <w:p>
+      <w:pPr>
+        <w:ind w:left="720"/>
+        <w:contextualSpacing w:val="0"/>
+        <w:rPr>
+          <w:rFonts w:cs="Times New Roman"/>
+        </w:rPr>
+      </w:pPr>
+      <w:r>
+        <w:rPr>
+          <w:rFonts w:cs="Times New Roman"/>
+          <w:b/>
+          <w:bCs/>
+        </w:rPr>
+        <w:t>Ứng dụng AI trong tự động hóa truyền thông và tài liệu</w:t>
+      </w:r>
+      <w:r>
+        <w:rPr>
+          <w:rFonts w:cs="Times New Roman"/>
+          <w:b/>
+          <w:bCs/>
+        </w:rPr>
+        <w:t xml:space="preserve">: </w:t>
+      </w:r>
+      <w:r>
+        <w:rPr>
+          <w:rFonts w:cs="Times New Roman"/>
+        </w:rPr>
+        <w:t>Để tối ưu hóa việc quản lý truyền thông và tài liệu, dự án ứng dụng AI tạo sinh (Generative AI) vào các quy trình sau:</w:t>
+      </w:r>
+    </w:p>
+    <w:p>
+      <w:pPr>
+        <w:pStyle w:val="ListParagraph"/>
+        <w:numPr>
+          <w:ilvl w:val="0"/>
+          <w:numId w:val="19"/>
+        </w:numPr>
+        <w:contextualSpacing w:val="0"/>
+        <w:rPr>
+          <w:rFonts w:cs="Times New Roman"/>
+          <w:lang w:val="en-US"/>
+        </w:rPr>
+      </w:pPr>
+      <w:r>
+        <w:rPr>
+          <w:rFonts w:cs="Times New Roman"/>
+          <w:b/>
+          <w:bCs/>
+          <w:lang w:val="en-US"/>
+        </w:rPr>
+        <w:t>Tổng hợp tài liệu:</w:t>
+      </w:r>
+      <w:r>
+        <w:rPr>
+          <w:rFonts w:cs="Times New Roman"/>
+          <w:lang w:val="en-US"/>
+        </w:rPr>
+        <w:t xml:space="preserve"> Thư ký dự án (Trần Minh Thư) sử dụng AI để tóm tắt nội dung các buổi 'Họp định kì' (Task 73), tự động rút ra các quyết định và các mục hành động (action items).</w:t>
+      </w:r>
+    </w:p>
+    <w:p>
+      <w:pPr>
+        <w:pStyle w:val="ListParagraph"/>
+        <w:numPr>
+          <w:ilvl w:val="0"/>
+          <w:numId w:val="19"/>
+        </w:numPr>
+        <w:contextualSpacing w:val="0"/>
+        <w:rPr>
+          <w:rFonts w:cs="Times New Roman"/>
+          <w:lang w:val="en-US"/>
+        </w:rPr>
+      </w:pPr>
+      <w:r>
+        <w:rPr>
+          <w:rFonts w:cs="Times New Roman"/>
+          <w:b/>
+          <w:bCs/>
+          <w:lang w:val="en-US"/>
+        </w:rPr>
+        <w:t>Hỗ trợ tạo tài liệu:</w:t>
+      </w:r>
+      <w:r>
+        <w:rPr>
+          <w:rFonts w:cs="Times New Roman"/>
+          <w:lang w:val="en-US"/>
+        </w:rPr>
+        <w:t xml:space="preserve"> Các mô hình AI được sử dụng để hỗ trợ nhóm Nghiệp vụ (Đặng Văn Khải) viết bản thảo đầu tiên cho 'Tài liệu hướng dẫn người dùng' phục vụ công tác 'Đào tạo, huấn luyện' (Task 4.6.3)."</w:t>
+      </w:r>
+    </w:p>
+    <w:p>
+      <w:pPr>
+        <w:contextualSpacing w:val="0"/>
+        <w:rPr>
+          <w:rFonts w:cs="Times New Roman"/>
+          <w:lang w:val="en-US"/>
+        </w:rPr>
+      </w:pPr>
+    </w:p>
+    <w:p>
+      <w:pPr>
+        <w:autoSpaceDE/>
+        <w:autoSpaceDN/>
+        <w:spacing w:after="160" w:line="278" w:lineRule="auto"/>
+        <w:contextualSpacing w:val="0"/>
+        <w:rPr>
+          <w:rFonts w:cs="Times New Roman"/>
+          <w:b/>
+          <w:bCs/>
+          <w:lang w:val="en-US"/>
+        </w:rPr>
+      </w:pPr>
+      <w:r>
+        <w:rPr>
+          <w:rFonts w:cs="Times New Roman"/>
+          <w:b/>
+          <w:bCs/>
+          <w:lang w:val="en-US"/>
+        </w:rPr>
+        <w:br w:type="page"/>
+      </w:r>
     </w:p>
     <w:p>
       <w:pPr>
@@ -11641,38 +12008,29 @@
           <w:bCs/>
           <w:lang w:val="en-US"/>
         </w:rPr>
-        <w:t>Báo cáo tổng kết dự án</w:t>
-      </w:r>
-    </w:p>
-    <w:p>
-      <w:pPr>
-        <w:contextualSpacing w:val="0"/>
-        <w:jc w:val="center"/>
+        <w:lastRenderedPageBreak/>
+        <w:t>Mẫu b</w:t>
+      </w:r>
+      <w:r>
         <w:rPr>
           <w:rFonts w:cs="Times New Roman"/>
           <w:b/>
           <w:bCs/>
           <w:lang w:val="en-US"/>
         </w:rPr>
-      </w:pPr>
-      <w:r>
+        <w:t>áo cáo tổng kết dự án</w:t>
+      </w:r>
+    </w:p>
+    <w:p>
+      <w:pPr>
+        <w:contextualSpacing w:val="0"/>
+        <w:jc w:val="center"/>
         <w:rPr>
           <w:rFonts w:cs="Times New Roman"/>
           <w:b/>
           <w:bCs/>
           <w:lang w:val="en-US"/>
         </w:rPr>
-        <w:t>BÁO CÁO TỔNG KẾT DỰ ÁN</w:t>
-      </w:r>
-    </w:p>
-    <w:p>
-      <w:pPr>
-        <w:ind w:firstLine="720"/>
-        <w:contextualSpacing w:val="0"/>
-        <w:rPr>
-          <w:rFonts w:cs="Times New Roman"/>
-          <w:lang w:val="en-US"/>
-        </w:rPr>
       </w:pPr>
       <w:r>
         <w:rPr>
@@ -11681,14 +12039,7 @@
           <w:bCs/>
           <w:lang w:val="en-US"/>
         </w:rPr>
-        <w:t>Người viết:</w:t>
-      </w:r>
-      <w:r>
-        <w:rPr>
-          <w:rFonts w:cs="Times New Roman"/>
-          <w:lang w:val="en-US"/>
-        </w:rPr>
-        <w:t xml:space="preserve"> Trần Minh Thư (Thư ký dự án)</w:t>
+        <w:t>BÁO CÁO TỔNG KẾT DỰ ÁN</w:t>
       </w:r>
     </w:p>
     <w:p>
@@ -11707,28 +12058,14 @@
           <w:bCs/>
           <w:lang w:val="en-US"/>
         </w:rPr>
-        <w:t>Ngày:</w:t>
-      </w:r>
-      <w:r>
-        <w:rPr>
-          <w:rFonts w:cs="Times New Roman"/>
-          <w:lang w:val="en-US"/>
-        </w:rPr>
-        <w:t xml:space="preserve"> </w:t>
-      </w:r>
-      <w:r>
-        <w:rPr>
-          <w:rFonts w:cs="Times New Roman"/>
-          <w:lang w:val="en-US"/>
-        </w:rPr>
-        <w:t>31</w:t>
-      </w:r>
-      <w:r>
-        <w:rPr>
-          <w:rFonts w:cs="Times New Roman"/>
-          <w:lang w:val="en-US"/>
-        </w:rPr>
-        <w:t>/10/2026</w:t>
+        <w:t>Người viết:</w:t>
+      </w:r>
+      <w:r>
+        <w:rPr>
+          <w:rFonts w:cs="Times New Roman"/>
+          <w:lang w:val="en-US"/>
+        </w:rPr>
+        <w:t xml:space="preserve"> Trần Minh Thư (Thư ký dự án)</w:t>
       </w:r>
     </w:p>
     <w:p>
@@ -11747,14 +12084,28 @@
           <w:bCs/>
           <w:lang w:val="en-US"/>
         </w:rPr>
-        <w:t>Tên dự án:</w:t>
-      </w:r>
-      <w:r>
-        <w:rPr>
-          <w:rFonts w:cs="Times New Roman"/>
-          <w:lang w:val="en-US"/>
-        </w:rPr>
-        <w:t xml:space="preserve"> Xây dựng Phần mềm quản lý karaoke</w:t>
+        <w:t>Ngày:</w:t>
+      </w:r>
+      <w:r>
+        <w:rPr>
+          <w:rFonts w:cs="Times New Roman"/>
+          <w:lang w:val="en-US"/>
+        </w:rPr>
+        <w:t xml:space="preserve"> </w:t>
+      </w:r>
+      <w:r>
+        <w:rPr>
+          <w:rFonts w:cs="Times New Roman"/>
+          <w:lang w:val="en-US"/>
+        </w:rPr>
+        <w:t>28</w:t>
+      </w:r>
+      <w:r>
+        <w:rPr>
+          <w:rFonts w:cs="Times New Roman"/>
+          <w:lang w:val="en-US"/>
+        </w:rPr>
+        <w:t>/10/2026</w:t>
       </w:r>
     </w:p>
     <w:p>
@@ -11773,14 +12124,14 @@
           <w:bCs/>
           <w:lang w:val="en-US"/>
         </w:rPr>
-        <w:t>Khách hàng:</w:t>
-      </w:r>
-      <w:r>
-        <w:rPr>
-          <w:rFonts w:cs="Times New Roman"/>
-          <w:lang w:val="en-US"/>
-        </w:rPr>
-        <w:t xml:space="preserve"> Chuỗi Karaoke Sao Mai</w:t>
+        <w:t>Tên dự án:</w:t>
+      </w:r>
+      <w:r>
+        <w:rPr>
+          <w:rFonts w:cs="Times New Roman"/>
+          <w:lang w:val="en-US"/>
+        </w:rPr>
+        <w:t xml:space="preserve"> Xây dựng Phần mềm quản lý karaoke</w:t>
       </w:r>
     </w:p>
     <w:p>
@@ -11799,14 +12150,14 @@
           <w:bCs/>
           <w:lang w:val="en-US"/>
         </w:rPr>
-        <w:t>Trưởng dự án:</w:t>
-      </w:r>
-      <w:r>
-        <w:rPr>
-          <w:rFonts w:cs="Times New Roman"/>
-          <w:lang w:val="en-US"/>
-        </w:rPr>
-        <w:t xml:space="preserve"> Nguyễn Hoàng An </w:t>
+        <w:t>Khách hàng:</w:t>
+      </w:r>
+      <w:r>
+        <w:rPr>
+          <w:rFonts w:cs="Times New Roman"/>
+          <w:lang w:val="en-US"/>
+        </w:rPr>
+        <w:t xml:space="preserve"> Chuỗi Karaoke Sao Mai</w:t>
       </w:r>
     </w:p>
     <w:p>
@@ -11825,14 +12176,14 @@
           <w:bCs/>
           <w:lang w:val="en-US"/>
         </w:rPr>
-        <w:t>Ngày bắt đầu dự án:</w:t>
-      </w:r>
-      <w:r>
-        <w:rPr>
-          <w:rFonts w:cs="Times New Roman"/>
-          <w:lang w:val="en-US"/>
-        </w:rPr>
-        <w:t xml:space="preserve"> 01/12/2025</w:t>
+        <w:t>Trưởng dự án:</w:t>
+      </w:r>
+      <w:r>
+        <w:rPr>
+          <w:rFonts w:cs="Times New Roman"/>
+          <w:lang w:val="en-US"/>
+        </w:rPr>
+        <w:t xml:space="preserve"> Nguyễn Hoàng An </w:t>
       </w:r>
     </w:p>
     <w:p>
@@ -11851,8 +12202,25 @@
           <w:bCs/>
           <w:lang w:val="en-US"/>
         </w:rPr>
-        <w:t>Ngày kết thúc</w:t>
-      </w:r>
+        <w:t>Ngày bắt đầu dự án:</w:t>
+      </w:r>
+      <w:r>
+        <w:rPr>
+          <w:rFonts w:cs="Times New Roman"/>
+          <w:lang w:val="en-US"/>
+        </w:rPr>
+        <w:t xml:space="preserve"> 01/12/2025</w:t>
+      </w:r>
+    </w:p>
+    <w:p>
+      <w:pPr>
+        <w:ind w:firstLine="720"/>
+        <w:contextualSpacing w:val="0"/>
+        <w:rPr>
+          <w:rFonts w:cs="Times New Roman"/>
+          <w:lang w:val="en-US"/>
+        </w:rPr>
+      </w:pPr>
       <w:r>
         <w:rPr>
           <w:rFonts w:cs="Times New Roman"/>
@@ -11860,7 +12228,7 @@
           <w:bCs/>
           <w:lang w:val="en-US"/>
         </w:rPr>
-        <w:t xml:space="preserve"> dự án</w:t>
+        <w:t>Ngày kết thúc</w:t>
       </w:r>
       <w:r>
         <w:rPr>
@@ -11869,53 +12237,8 @@
           <w:bCs/>
           <w:lang w:val="en-US"/>
         </w:rPr>
-        <w:t>:</w:t>
-      </w:r>
-      <w:r>
-        <w:rPr>
-          <w:rFonts w:cs="Times New Roman"/>
-          <w:lang w:val="en-US"/>
-        </w:rPr>
-        <w:t xml:space="preserve"> </w:t>
-      </w:r>
-      <w:r>
-        <w:rPr>
-          <w:rFonts w:cs="Times New Roman"/>
-          <w:lang w:val="en-US"/>
-        </w:rPr>
-        <w:t>29/</w:t>
-      </w:r>
-      <w:r>
-        <w:rPr>
-          <w:rFonts w:cs="Times New Roman"/>
-          <w:lang w:val="en-US"/>
-        </w:rPr>
-        <w:t>1</w:t>
-      </w:r>
-      <w:r>
-        <w:rPr>
-          <w:rFonts w:cs="Times New Roman"/>
-          <w:lang w:val="en-US"/>
-        </w:rPr>
-        <w:t>0</w:t>
-      </w:r>
-      <w:r>
-        <w:rPr>
-          <w:rFonts w:cs="Times New Roman"/>
-          <w:lang w:val="en-US"/>
-        </w:rPr>
-        <w:t>/2026</w:t>
-      </w:r>
-    </w:p>
-    <w:p>
-      <w:pPr>
-        <w:ind w:firstLine="720"/>
-        <w:contextualSpacing w:val="0"/>
-        <w:rPr>
-          <w:rFonts w:cs="Times New Roman"/>
-          <w:lang w:val="en-US"/>
-        </w:rPr>
-      </w:pPr>
+        <w:t xml:space="preserve"> dự án</w:t>
+      </w:r>
       <w:r>
         <w:rPr>
           <w:rFonts w:cs="Times New Roman"/>
@@ -11923,8 +12246,59 @@
           <w:bCs/>
           <w:lang w:val="en-US"/>
         </w:rPr>
-        <w:t>Ngân sách</w:t>
-      </w:r>
+        <w:t>:</w:t>
+      </w:r>
+      <w:r>
+        <w:rPr>
+          <w:rFonts w:cs="Times New Roman"/>
+          <w:lang w:val="en-US"/>
+        </w:rPr>
+        <w:t xml:space="preserve"> </w:t>
+      </w:r>
+      <w:r>
+        <w:rPr>
+          <w:rFonts w:cs="Times New Roman"/>
+          <w:lang w:val="en-US"/>
+        </w:rPr>
+        <w:t>29</w:t>
+      </w:r>
+      <w:r>
+        <w:rPr>
+          <w:rFonts w:cs="Times New Roman"/>
+          <w:lang w:val="en-US"/>
+        </w:rPr>
+        <w:t>/</w:t>
+      </w:r>
+      <w:r>
+        <w:rPr>
+          <w:rFonts w:cs="Times New Roman"/>
+          <w:lang w:val="en-US"/>
+        </w:rPr>
+        <w:t>1</w:t>
+      </w:r>
+      <w:r>
+        <w:rPr>
+          <w:rFonts w:cs="Times New Roman"/>
+          <w:lang w:val="en-US"/>
+        </w:rPr>
+        <w:t>0</w:t>
+      </w:r>
+      <w:r>
+        <w:rPr>
+          <w:rFonts w:cs="Times New Roman"/>
+          <w:lang w:val="en-US"/>
+        </w:rPr>
+        <w:t>/2026</w:t>
+      </w:r>
+    </w:p>
+    <w:p>
+      <w:pPr>
+        <w:ind w:firstLine="720"/>
+        <w:contextualSpacing w:val="0"/>
+        <w:rPr>
+          <w:rFonts w:cs="Times New Roman"/>
+        </w:rPr>
+      </w:pPr>
       <w:r>
         <w:rPr>
           <w:rFonts w:cs="Times New Roman"/>
@@ -11932,34 +12306,29 @@
           <w:bCs/>
           <w:lang w:val="en-US"/>
         </w:rPr>
-        <w:t xml:space="preserve">: </w:t>
-      </w:r>
-      <w:r>
-        <w:rPr>
-          <w:rFonts w:cs="Times New Roman"/>
-          <w:lang w:val="en-US"/>
-        </w:rPr>
-        <w:t>400 triệu</w:t>
-      </w:r>
-      <w:r>
-        <w:rPr>
-          <w:rFonts w:cs="Times New Roman"/>
-          <w:lang w:val="en-US"/>
-        </w:rPr>
-        <w:t xml:space="preserve"> VNĐ</w:t>
-      </w:r>
-    </w:p>
-    <w:p>
-      <w:pPr>
-        <w:ind w:firstLine="720"/>
-        <w:contextualSpacing w:val="0"/>
+        <w:t>Ngân sách</w:t>
+      </w:r>
+      <w:r>
         <w:rPr>
           <w:rFonts w:cs="Times New Roman"/>
           <w:b/>
           <w:bCs/>
           <w:lang w:val="en-US"/>
         </w:rPr>
-      </w:pPr>
+        <w:t xml:space="preserve">: </w:t>
+      </w:r>
+      <w:r>
+        <w:rPr>
+          <w:rFonts w:cs="Times New Roman"/>
+        </w:rPr>
+        <w:t xml:space="preserve">384,225,000 </w:t>
+      </w:r>
+      <w:r>
+        <w:rPr>
+          <w:rFonts w:cs="Times New Roman"/>
+        </w:rPr>
+        <w:t>VNĐ</w:t>
+      </w:r>
     </w:p>
     <w:p>
       <w:pPr>
@@ -11972,13 +12341,25 @@
           <w:lang w:val="en-US"/>
         </w:rPr>
       </w:pPr>
-      <w:r>
+    </w:p>
+    <w:p>
+      <w:pPr>
+        <w:ind w:firstLine="720"/>
+        <w:contextualSpacing w:val="0"/>
         <w:rPr>
           <w:rFonts w:cs="Times New Roman"/>
           <w:b/>
           <w:bCs/>
           <w:lang w:val="en-US"/>
         </w:rPr>
+      </w:pPr>
+      <w:r>
+        <w:rPr>
+          <w:rFonts w:cs="Times New Roman"/>
+          <w:b/>
+          <w:bCs/>
+          <w:lang w:val="en-US"/>
+        </w:rPr>
         <w:t>Mô tả khái quát dự án</w:t>
       </w:r>
     </w:p>
@@ -11996,15 +12377,7 @@
           <w:rFonts w:cs="Times New Roman"/>
           <w:lang w:val="en-US"/>
         </w:rPr>
-        <w:t xml:space="preserve">Dự án xây dựng một hệ thống phần mềm quản lý vận hành toàn diện cho các cơ sở kinh doanh karaoke. Hệ thống cho phép quản lý tập trung từ khâu đặt phòng, </w:t>
-      </w:r>
-      <w:r>
-        <w:rPr>
-          <w:rFonts w:cs="Times New Roman"/>
-          <w:lang w:val="en-US"/>
-        </w:rPr>
-        <w:lastRenderedPageBreak/>
-        <w:t>quản lý sơ đồ và trạng thái phòng, tự động tính tiền giờ theo nhiều khung giá, quản lý kho (đồ ăn, thức uống), đến hệ thống báo cáo thống kê doanh thu.</w:t>
+        <w:t>Dự án xây dựng một hệ thống phần mềm quản lý vận hành toàn diện cho các cơ sở kinh doanh karaoke. Hệ thống cho phép quản lý tập trung từ khâu đặt phòng, quản lý sơ đồ và trạng thái phòng, tự động tính tiền giờ theo nhiều khung giá, quản lý kho (đồ ăn, thức uống), đến hệ thống báo cáo thống kê doanh thu.</w:t>
       </w:r>
     </w:p>
     <w:p>
@@ -12155,6 +12528,7 @@
           <w:rFonts w:cs="Times New Roman"/>
           <w:lang w:val="en-US"/>
         </w:rPr>
+        <w:lastRenderedPageBreak/>
         <w:t>Sau gần 11 tháng làm việc, dự án "Xây dựng Phần mềm quản lý karaoke" đã được hoàn thành và bàn giao cho khách hàng.</w:t>
       </w:r>
     </w:p>
@@ -12278,7 +12652,6 @@
           <w:rFonts w:cs="Times New Roman"/>
           <w:lang w:val="en-US"/>
         </w:rPr>
-        <w:lastRenderedPageBreak/>
         <w:t>Giao diện được thiết kế đảm bảo tính thẩm mĩ, bố cục hợp lý, thân thiện với người dùng (đặc biệt là thu ngân và phục vụ).</w:t>
       </w:r>
     </w:p>
@@ -12540,6 +12913,7 @@
           <w:rFonts w:cs="Times New Roman"/>
           <w:lang w:val="en-US"/>
         </w:rPr>
+        <w:lastRenderedPageBreak/>
         <w:t>Năm 2: 150,000,000</w:t>
       </w:r>
       <w:r>
@@ -12902,21 +13276,7 @@
                         <w:rFonts w:ascii="Cambria Math" w:hAnsi="Cambria Math" w:cs="Times New Roman"/>
                         <w:lang w:val="en-US"/>
                       </w:rPr>
-                      <m:t>1</m:t>
-                    </m:r>
-                    <m:r>
-                      <w:rPr>
-                        <w:rFonts w:ascii="Cambria Math" w:hAnsi="Cambria Math" w:cs="Times New Roman"/>
-                        <w:lang w:val="en-US"/>
-                      </w:rPr>
-                      <m:t>5</m:t>
-                    </m:r>
-                    <m:r>
-                      <w:rPr>
-                        <w:rFonts w:ascii="Cambria Math" w:hAnsi="Cambria Math" w:cs="Times New Roman"/>
-                        <w:lang w:val="en-US"/>
-                      </w:rPr>
-                      <m:t>0M</m:t>
+                      <m:t>150M</m:t>
                     </m:r>
                   </m:num>
                   <m:den>
@@ -12976,21 +13336,7 @@
                         <w:rFonts w:ascii="Cambria Math" w:hAnsi="Cambria Math" w:cs="Times New Roman"/>
                         <w:lang w:val="en-US"/>
                       </w:rPr>
-                      <m:t>1</m:t>
-                    </m:r>
-                    <m:r>
-                      <w:rPr>
-                        <w:rFonts w:ascii="Cambria Math" w:hAnsi="Cambria Math" w:cs="Times New Roman"/>
-                        <w:lang w:val="en-US"/>
-                      </w:rPr>
-                      <m:t>5</m:t>
-                    </m:r>
-                    <m:r>
-                      <w:rPr>
-                        <w:rFonts w:ascii="Cambria Math" w:hAnsi="Cambria Math" w:cs="Times New Roman"/>
-                        <w:lang w:val="en-US"/>
-                      </w:rPr>
-                      <m:t>0M</m:t>
+                      <m:t>150M</m:t>
                     </m:r>
                   </m:num>
                   <m:den>
@@ -13050,21 +13396,7 @@
                         <w:rFonts w:ascii="Cambria Math" w:hAnsi="Cambria Math" w:cs="Times New Roman"/>
                         <w:lang w:val="en-US"/>
                       </w:rPr>
-                      <m:t>1</m:t>
-                    </m:r>
-                    <m:r>
-                      <w:rPr>
-                        <w:rFonts w:ascii="Cambria Math" w:hAnsi="Cambria Math" w:cs="Times New Roman"/>
-                        <w:lang w:val="en-US"/>
-                      </w:rPr>
-                      <m:t>8</m:t>
-                    </m:r>
-                    <m:r>
-                      <w:rPr>
-                        <w:rFonts w:ascii="Cambria Math" w:hAnsi="Cambria Math" w:cs="Times New Roman"/>
-                        <w:lang w:val="en-US"/>
-                      </w:rPr>
-                      <m:t>0M</m:t>
+                      <m:t>180M</m:t>
                     </m:r>
                   </m:num>
                   <m:den>
@@ -13124,21 +13456,7 @@
                         <w:rFonts w:ascii="Cambria Math" w:hAnsi="Cambria Math" w:cs="Times New Roman"/>
                         <w:lang w:val="en-US"/>
                       </w:rPr>
-                      <m:t>1</m:t>
-                    </m:r>
-                    <m:r>
-                      <w:rPr>
-                        <w:rFonts w:ascii="Cambria Math" w:hAnsi="Cambria Math" w:cs="Times New Roman"/>
-                        <w:lang w:val="en-US"/>
-                      </w:rPr>
-                      <m:t>7</m:t>
-                    </m:r>
-                    <m:r>
-                      <w:rPr>
-                        <w:rFonts w:ascii="Cambria Math" w:hAnsi="Cambria Math" w:cs="Times New Roman"/>
-                        <w:lang w:val="en-US"/>
-                      </w:rPr>
-                      <m:t>0M</m:t>
+                      <m:t>170M</m:t>
                     </m:r>
                   </m:num>
                   <m:den>
@@ -13206,14 +13524,7 @@
               <w:rFonts w:ascii="Cambria Math" w:hAnsi="Cambria Math" w:cs="Times New Roman"/>
               <w:lang w:val="en-US"/>
             </w:rPr>
-            <m:t>≈ 180,700,700 VN</m:t>
-          </m:r>
-          <m:r>
-            <w:rPr>
-              <w:rFonts w:ascii="Cambria Math" w:hAnsi="Cambria Math" w:cs="Times New Roman"/>
-              <w:lang w:val="en-US"/>
-            </w:rPr>
-            <m:t>Đ</m:t>
+            <m:t>≈ 180,700,700 VNĐ</m:t>
           </m:r>
         </m:oMath>
       </m:oMathPara>
@@ -13367,27 +13678,6 @@
     </w:p>
     <w:p>
       <w:pPr>
-        <w:autoSpaceDE/>
-        <w:autoSpaceDN/>
-        <w:spacing w:after="160" w:line="278" w:lineRule="auto"/>
-        <w:contextualSpacing w:val="0"/>
-        <w:rPr>
-          <w:rFonts w:cs="Times New Roman"/>
-          <w:i/>
-          <w:iCs/>
-        </w:rPr>
-      </w:pPr>
-      <w:r>
-        <w:rPr>
-          <w:rFonts w:cs="Times New Roman"/>
-          <w:i/>
-          <w:iCs/>
-        </w:rPr>
-        <w:br w:type="page"/>
-      </w:r>
-    </w:p>
-    <w:p>
-      <w:pPr>
         <w:pStyle w:val="ListParagraph"/>
         <w:numPr>
           <w:ilvl w:val="0"/>
@@ -13407,7 +13697,6 @@
           <w:i/>
           <w:iCs/>
         </w:rPr>
-        <w:lastRenderedPageBreak/>
         <w:t>PTP:</w:t>
       </w:r>
     </w:p>
@@ -14461,6 +14750,7 @@
               <w:rFonts w:ascii="Cambria Math" w:hAnsi="Cambria Math" w:cs="Times New Roman"/>
               <w:lang w:val="en-US"/>
             </w:rPr>
+            <w:lastRenderedPageBreak/>
             <m:t xml:space="preserve">Thời gian hoàn vốn=giai đoạn cuối với dòng tiền tích lũy âm+ </m:t>
           </m:r>
           <m:f>
@@ -14690,7 +14980,6 @@
           <w:bCs/>
           <w:lang w:val="en-US"/>
         </w:rPr>
-        <w:lastRenderedPageBreak/>
         <w:t>Internet (Email, Zalo/Teams):</w:t>
       </w:r>
       <w:r>
@@ -14699,6 +14988,33 @@
           <w:lang w:val="en-US"/>
         </w:rPr>
         <w:t xml:space="preserve"> Tìm kiếm thông tin, trao đổi với khách hàng và các thành viên trong nhóm.</w:t>
+      </w:r>
+    </w:p>
+    <w:p>
+      <w:pPr>
+        <w:numPr>
+          <w:ilvl w:val="0"/>
+          <w:numId w:val="22"/>
+        </w:numPr>
+        <w:contextualSpacing w:val="0"/>
+        <w:rPr>
+          <w:rFonts w:cs="Times New Roman"/>
+          <w:lang w:val="en-US"/>
+        </w:rPr>
+      </w:pPr>
+      <w:r>
+        <w:rPr>
+          <w:rFonts w:cs="Times New Roman"/>
+          <w:b/>
+          <w:bCs/>
+        </w:rPr>
+        <w:t>Các công cụ AI (ChatGPT, GitHub Copilot...):</w:t>
+      </w:r>
+      <w:r>
+        <w:rPr>
+          <w:rFonts w:cs="Times New Roman"/>
+        </w:rPr>
+        <w:t xml:space="preserve"> Dùng để hỗ trợ lập trình, tạo kịch bản kiểm thử, và tự động hóa việc viết báo cáo, tóm tắt tài liệu.</w:t>
       </w:r>
     </w:p>
     <w:p>
@@ -14899,6 +15215,7 @@
           <w:iCs/>
           <w:lang w:val="en-US"/>
         </w:rPr>
+        <w:lastRenderedPageBreak/>
         <w:t>Lập trình (Code và Tích hợp)</w:t>
       </w:r>
     </w:p>
@@ -15131,15 +15448,7 @@
           <w:rFonts w:cs="Times New Roman"/>
           <w:lang w:val="en-US"/>
         </w:rPr>
-        <w:t xml:space="preserve"> Giai đoạn "Xác định yêu cầu" (viết SRS) và "Thiết kế giao diện" (UI/UX) là hai công việc tốn nhiều thời gian hơn so với kế hoạch (total </w:t>
-      </w:r>
-      <w:r>
-        <w:rPr>
-          <w:rFonts w:cs="Times New Roman"/>
-          <w:lang w:val="en-US"/>
-        </w:rPr>
-        <w:lastRenderedPageBreak/>
-        <w:t xml:space="preserve">slack bị âm). Điều này cho thấy nhóm cần </w:t>
+        <w:t xml:space="preserve"> Giai đoạn "Xác định yêu cầu" (viết SRS) và "Thiết kế giao diện" (UI/UX) là hai công việc tốn nhiều thời gian hơn so với kế hoạch (total slack bị âm). Điều này cho thấy nhóm cần </w:t>
       </w:r>
       <w:r>
         <w:rPr>
@@ -15259,25 +15568,6 @@
           <w:lang w:val="en-US"/>
         </w:rPr>
         <w:t xml:space="preserve"> Sự phối hợp chặt chẽ giữa các thành viên, đặc biệt là Trưởng nhóm nghiệp vụ (Đặng Văn Khải) và Trưởng nhóm lập trình (Lê Quang Hùng) là yếu tố then chốt cho thành công.</w:t>
-      </w:r>
-    </w:p>
-    <w:p>
-      <w:pPr>
-        <w:autoSpaceDE/>
-        <w:autoSpaceDN/>
-        <w:spacing w:after="160" w:line="278" w:lineRule="auto"/>
-        <w:contextualSpacing w:val="0"/>
-        <w:rPr>
-          <w:rFonts w:cs="Times New Roman"/>
-          <w:lang w:val="en-US"/>
-        </w:rPr>
-      </w:pPr>
-      <w:r>
-        <w:rPr>
-          <w:rFonts w:cs="Times New Roman"/>
-          <w:lang w:val="en-US"/>
-        </w:rPr>
-        <w:br w:type="page"/>
       </w:r>
     </w:p>
     <w:p>
@@ -15362,7 +15652,7 @@
                     </pic:cNvPicPr>
                   </pic:nvPicPr>
                   <pic:blipFill>
-                    <a:blip r:embed="rId19">
+                    <a:blip r:embed="rId20">
                       <a:extLst>
                         <a:ext uri="{28A0092B-C50C-407E-A947-70E740481C1C}">
                           <a14:useLocalDpi xmlns:a14="http://schemas.microsoft.com/office/drawing/2010/main" val="0"/>
@@ -15445,7 +15735,7 @@
                     </pic:cNvPicPr>
                   </pic:nvPicPr>
                   <pic:blipFill>
-                    <a:blip r:embed="rId20">
+                    <a:blip r:embed="rId21">
                       <a:extLst>
                         <a:ext uri="{28A0092B-C50C-407E-A947-70E740481C1C}">
                           <a14:useLocalDpi xmlns:a14="http://schemas.microsoft.com/office/drawing/2010/main" val="0"/>
@@ -15537,7 +15827,7 @@
                     </pic:cNvPicPr>
                   </pic:nvPicPr>
                   <pic:blipFill>
-                    <a:blip r:embed="rId21">
+                    <a:blip r:embed="rId22">
                       <a:extLst>
                         <a:ext uri="{28A0092B-C50C-407E-A947-70E740481C1C}">
                           <a14:useLocalDpi xmlns:a14="http://schemas.microsoft.com/office/drawing/2010/main" val="0"/>
@@ -16440,6 +16730,155 @@
     </w:lvl>
   </w:abstractNum>
   <w:abstractNum w:abstractNumId="6" w15:restartNumberingAfterBreak="0">
+    <w:nsid w:val="2C3060EE"/>
+    <w:multiLevelType w:val="multilevel"/>
+    <w:tmpl w:val="AAB0B0E0"/>
+    <w:lvl w:ilvl="0">
+      <w:start w:val="1"/>
+      <w:numFmt w:val="bullet"/>
+      <w:lvlText w:val=""/>
+      <w:lvlJc w:val="left"/>
+      <w:pPr>
+        <w:tabs>
+          <w:tab w:val="num" w:pos="720"/>
+        </w:tabs>
+        <w:ind w:left="720" w:hanging="360"/>
+      </w:pPr>
+      <w:rPr>
+        <w:rFonts w:ascii="Symbol" w:hAnsi="Symbol" w:hint="default"/>
+        <w:sz w:val="20"/>
+      </w:rPr>
+    </w:lvl>
+    <w:lvl w:ilvl="1">
+      <w:start w:val="1"/>
+      <w:numFmt w:val="bullet"/>
+      <w:lvlText w:val="o"/>
+      <w:lvlJc w:val="left"/>
+      <w:pPr>
+        <w:tabs>
+          <w:tab w:val="num" w:pos="1440"/>
+        </w:tabs>
+        <w:ind w:left="1440" w:hanging="360"/>
+      </w:pPr>
+      <w:rPr>
+        <w:rFonts w:ascii="Courier New" w:hAnsi="Courier New" w:hint="default"/>
+        <w:sz w:val="20"/>
+      </w:rPr>
+    </w:lvl>
+    <w:lvl w:ilvl="2" w:tentative="1">
+      <w:start w:val="1"/>
+      <w:numFmt w:val="bullet"/>
+      <w:lvlText w:val=""/>
+      <w:lvlJc w:val="left"/>
+      <w:pPr>
+        <w:tabs>
+          <w:tab w:val="num" w:pos="2160"/>
+        </w:tabs>
+        <w:ind w:left="2160" w:hanging="360"/>
+      </w:pPr>
+      <w:rPr>
+        <w:rFonts w:ascii="Wingdings" w:hAnsi="Wingdings" w:hint="default"/>
+        <w:sz w:val="20"/>
+      </w:rPr>
+    </w:lvl>
+    <w:lvl w:ilvl="3" w:tentative="1">
+      <w:start w:val="1"/>
+      <w:numFmt w:val="bullet"/>
+      <w:lvlText w:val=""/>
+      <w:lvlJc w:val="left"/>
+      <w:pPr>
+        <w:tabs>
+          <w:tab w:val="num" w:pos="2880"/>
+        </w:tabs>
+        <w:ind w:left="2880" w:hanging="360"/>
+      </w:pPr>
+      <w:rPr>
+        <w:rFonts w:ascii="Wingdings" w:hAnsi="Wingdings" w:hint="default"/>
+        <w:sz w:val="20"/>
+      </w:rPr>
+    </w:lvl>
+    <w:lvl w:ilvl="4" w:tentative="1">
+      <w:start w:val="1"/>
+      <w:numFmt w:val="bullet"/>
+      <w:lvlText w:val=""/>
+      <w:lvlJc w:val="left"/>
+      <w:pPr>
+        <w:tabs>
+          <w:tab w:val="num" w:pos="3600"/>
+        </w:tabs>
+        <w:ind w:left="3600" w:hanging="360"/>
+      </w:pPr>
+      <w:rPr>
+        <w:rFonts w:ascii="Wingdings" w:hAnsi="Wingdings" w:hint="default"/>
+        <w:sz w:val="20"/>
+      </w:rPr>
+    </w:lvl>
+    <w:lvl w:ilvl="5" w:tentative="1">
+      <w:start w:val="1"/>
+      <w:numFmt w:val="bullet"/>
+      <w:lvlText w:val=""/>
+      <w:lvlJc w:val="left"/>
+      <w:pPr>
+        <w:tabs>
+          <w:tab w:val="num" w:pos="4320"/>
+        </w:tabs>
+        <w:ind w:left="4320" w:hanging="360"/>
+      </w:pPr>
+      <w:rPr>
+        <w:rFonts w:ascii="Wingdings" w:hAnsi="Wingdings" w:hint="default"/>
+        <w:sz w:val="20"/>
+      </w:rPr>
+    </w:lvl>
+    <w:lvl w:ilvl="6" w:tentative="1">
+      <w:start w:val="1"/>
+      <w:numFmt w:val="bullet"/>
+      <w:lvlText w:val=""/>
+      <w:lvlJc w:val="left"/>
+      <w:pPr>
+        <w:tabs>
+          <w:tab w:val="num" w:pos="5040"/>
+        </w:tabs>
+        <w:ind w:left="5040" w:hanging="360"/>
+      </w:pPr>
+      <w:rPr>
+        <w:rFonts w:ascii="Wingdings" w:hAnsi="Wingdings" w:hint="default"/>
+        <w:sz w:val="20"/>
+      </w:rPr>
+    </w:lvl>
+    <w:lvl w:ilvl="7" w:tentative="1">
+      <w:start w:val="1"/>
+      <w:numFmt w:val="bullet"/>
+      <w:lvlText w:val=""/>
+      <w:lvlJc w:val="left"/>
+      <w:pPr>
+        <w:tabs>
+          <w:tab w:val="num" w:pos="5760"/>
+        </w:tabs>
+        <w:ind w:left="5760" w:hanging="360"/>
+      </w:pPr>
+      <w:rPr>
+        <w:rFonts w:ascii="Wingdings" w:hAnsi="Wingdings" w:hint="default"/>
+        <w:sz w:val="20"/>
+      </w:rPr>
+    </w:lvl>
+    <w:lvl w:ilvl="8" w:tentative="1">
+      <w:start w:val="1"/>
+      <w:numFmt w:val="bullet"/>
+      <w:lvlText w:val=""/>
+      <w:lvlJc w:val="left"/>
+      <w:pPr>
+        <w:tabs>
+          <w:tab w:val="num" w:pos="6480"/>
+        </w:tabs>
+        <w:ind w:left="6480" w:hanging="360"/>
+      </w:pPr>
+      <w:rPr>
+        <w:rFonts w:ascii="Wingdings" w:hAnsi="Wingdings" w:hint="default"/>
+        <w:sz w:val="20"/>
+      </w:rPr>
+    </w:lvl>
+  </w:abstractNum>
+  <w:abstractNum w:abstractNumId="7" w15:restartNumberingAfterBreak="0">
     <w:nsid w:val="2D136539"/>
     <w:multiLevelType w:val="multilevel"/>
     <w:tmpl w:val="36DAA8AE"/>
@@ -16588,7 +17027,7 @@
       </w:rPr>
     </w:lvl>
   </w:abstractNum>
-  <w:abstractNum w:abstractNumId="7" w15:restartNumberingAfterBreak="0">
+  <w:abstractNum w:abstractNumId="8" w15:restartNumberingAfterBreak="0">
     <w:nsid w:val="2E1930B3"/>
     <w:multiLevelType w:val="multilevel"/>
     <w:tmpl w:val="E370CAA6"/>
@@ -16737,7 +17176,7 @@
       </w:rPr>
     </w:lvl>
   </w:abstractNum>
-  <w:abstractNum w:abstractNumId="8" w15:restartNumberingAfterBreak="0">
+  <w:abstractNum w:abstractNumId="9" w15:restartNumberingAfterBreak="0">
     <w:nsid w:val="30BE2D35"/>
     <w:multiLevelType w:val="multilevel"/>
     <w:tmpl w:val="2FD8B932"/>
@@ -16886,7 +17325,7 @@
       </w:rPr>
     </w:lvl>
   </w:abstractNum>
-  <w:abstractNum w:abstractNumId="9" w15:restartNumberingAfterBreak="0">
+  <w:abstractNum w:abstractNumId="10" w15:restartNumberingAfterBreak="0">
     <w:nsid w:val="322B6041"/>
     <w:multiLevelType w:val="multilevel"/>
     <w:tmpl w:val="AEE0413A"/>
@@ -17035,7 +17474,156 @@
       </w:rPr>
     </w:lvl>
   </w:abstractNum>
-  <w:abstractNum w:abstractNumId="10" w15:restartNumberingAfterBreak="0">
+  <w:abstractNum w:abstractNumId="11" w15:restartNumberingAfterBreak="0">
+    <w:nsid w:val="371D1949"/>
+    <w:multiLevelType w:val="multilevel"/>
+    <w:tmpl w:val="77B6F316"/>
+    <w:lvl w:ilvl="0">
+      <w:start w:val="1"/>
+      <w:numFmt w:val="bullet"/>
+      <w:lvlText w:val=""/>
+      <w:lvlJc w:val="left"/>
+      <w:pPr>
+        <w:tabs>
+          <w:tab w:val="num" w:pos="720"/>
+        </w:tabs>
+        <w:ind w:left="720" w:hanging="360"/>
+      </w:pPr>
+      <w:rPr>
+        <w:rFonts w:ascii="Symbol" w:hAnsi="Symbol" w:hint="default"/>
+        <w:sz w:val="20"/>
+      </w:rPr>
+    </w:lvl>
+    <w:lvl w:ilvl="1">
+      <w:start w:val="1"/>
+      <w:numFmt w:val="bullet"/>
+      <w:lvlText w:val="o"/>
+      <w:lvlJc w:val="left"/>
+      <w:pPr>
+        <w:tabs>
+          <w:tab w:val="num" w:pos="1440"/>
+        </w:tabs>
+        <w:ind w:left="1440" w:hanging="360"/>
+      </w:pPr>
+      <w:rPr>
+        <w:rFonts w:ascii="Courier New" w:hAnsi="Courier New" w:hint="default"/>
+        <w:sz w:val="20"/>
+      </w:rPr>
+    </w:lvl>
+    <w:lvl w:ilvl="2" w:tentative="1">
+      <w:start w:val="1"/>
+      <w:numFmt w:val="bullet"/>
+      <w:lvlText w:val=""/>
+      <w:lvlJc w:val="left"/>
+      <w:pPr>
+        <w:tabs>
+          <w:tab w:val="num" w:pos="2160"/>
+        </w:tabs>
+        <w:ind w:left="2160" w:hanging="360"/>
+      </w:pPr>
+      <w:rPr>
+        <w:rFonts w:ascii="Wingdings" w:hAnsi="Wingdings" w:hint="default"/>
+        <w:sz w:val="20"/>
+      </w:rPr>
+    </w:lvl>
+    <w:lvl w:ilvl="3" w:tentative="1">
+      <w:start w:val="1"/>
+      <w:numFmt w:val="bullet"/>
+      <w:lvlText w:val=""/>
+      <w:lvlJc w:val="left"/>
+      <w:pPr>
+        <w:tabs>
+          <w:tab w:val="num" w:pos="2880"/>
+        </w:tabs>
+        <w:ind w:left="2880" w:hanging="360"/>
+      </w:pPr>
+      <w:rPr>
+        <w:rFonts w:ascii="Wingdings" w:hAnsi="Wingdings" w:hint="default"/>
+        <w:sz w:val="20"/>
+      </w:rPr>
+    </w:lvl>
+    <w:lvl w:ilvl="4" w:tentative="1">
+      <w:start w:val="1"/>
+      <w:numFmt w:val="bullet"/>
+      <w:lvlText w:val=""/>
+      <w:lvlJc w:val="left"/>
+      <w:pPr>
+        <w:tabs>
+          <w:tab w:val="num" w:pos="3600"/>
+        </w:tabs>
+        <w:ind w:left="3600" w:hanging="360"/>
+      </w:pPr>
+      <w:rPr>
+        <w:rFonts w:ascii="Wingdings" w:hAnsi="Wingdings" w:hint="default"/>
+        <w:sz w:val="20"/>
+      </w:rPr>
+    </w:lvl>
+    <w:lvl w:ilvl="5" w:tentative="1">
+      <w:start w:val="1"/>
+      <w:numFmt w:val="bullet"/>
+      <w:lvlText w:val=""/>
+      <w:lvlJc w:val="left"/>
+      <w:pPr>
+        <w:tabs>
+          <w:tab w:val="num" w:pos="4320"/>
+        </w:tabs>
+        <w:ind w:left="4320" w:hanging="360"/>
+      </w:pPr>
+      <w:rPr>
+        <w:rFonts w:ascii="Wingdings" w:hAnsi="Wingdings" w:hint="default"/>
+        <w:sz w:val="20"/>
+      </w:rPr>
+    </w:lvl>
+    <w:lvl w:ilvl="6" w:tentative="1">
+      <w:start w:val="1"/>
+      <w:numFmt w:val="bullet"/>
+      <w:lvlText w:val=""/>
+      <w:lvlJc w:val="left"/>
+      <w:pPr>
+        <w:tabs>
+          <w:tab w:val="num" w:pos="5040"/>
+        </w:tabs>
+        <w:ind w:left="5040" w:hanging="360"/>
+      </w:pPr>
+      <w:rPr>
+        <w:rFonts w:ascii="Wingdings" w:hAnsi="Wingdings" w:hint="default"/>
+        <w:sz w:val="20"/>
+      </w:rPr>
+    </w:lvl>
+    <w:lvl w:ilvl="7" w:tentative="1">
+      <w:start w:val="1"/>
+      <w:numFmt w:val="bullet"/>
+      <w:lvlText w:val=""/>
+      <w:lvlJc w:val="left"/>
+      <w:pPr>
+        <w:tabs>
+          <w:tab w:val="num" w:pos="5760"/>
+        </w:tabs>
+        <w:ind w:left="5760" w:hanging="360"/>
+      </w:pPr>
+      <w:rPr>
+        <w:rFonts w:ascii="Wingdings" w:hAnsi="Wingdings" w:hint="default"/>
+        <w:sz w:val="20"/>
+      </w:rPr>
+    </w:lvl>
+    <w:lvl w:ilvl="8" w:tentative="1">
+      <w:start w:val="1"/>
+      <w:numFmt w:val="bullet"/>
+      <w:lvlText w:val=""/>
+      <w:lvlJc w:val="left"/>
+      <w:pPr>
+        <w:tabs>
+          <w:tab w:val="num" w:pos="6480"/>
+        </w:tabs>
+        <w:ind w:left="6480" w:hanging="360"/>
+      </w:pPr>
+      <w:rPr>
+        <w:rFonts w:ascii="Wingdings" w:hAnsi="Wingdings" w:hint="default"/>
+        <w:sz w:val="20"/>
+      </w:rPr>
+    </w:lvl>
+  </w:abstractNum>
+  <w:abstractNum w:abstractNumId="12" w15:restartNumberingAfterBreak="0">
     <w:nsid w:val="385564F8"/>
     <w:multiLevelType w:val="multilevel"/>
     <w:tmpl w:val="85F0C49C"/>
@@ -17184,7 +17772,7 @@
       </w:rPr>
     </w:lvl>
   </w:abstractNum>
-  <w:abstractNum w:abstractNumId="11" w15:restartNumberingAfterBreak="0">
+  <w:abstractNum w:abstractNumId="13" w15:restartNumberingAfterBreak="0">
     <w:nsid w:val="3C3F724F"/>
     <w:multiLevelType w:val="multilevel"/>
     <w:tmpl w:val="4440A7E0"/>
@@ -17333,7 +17921,7 @@
       </w:rPr>
     </w:lvl>
   </w:abstractNum>
-  <w:abstractNum w:abstractNumId="12" w15:restartNumberingAfterBreak="0">
+  <w:abstractNum w:abstractNumId="14" w15:restartNumberingAfterBreak="0">
     <w:nsid w:val="3C6C44F3"/>
     <w:multiLevelType w:val="multilevel"/>
     <w:tmpl w:val="C05E75B4"/>
@@ -17482,7 +18070,7 @@
       </w:rPr>
     </w:lvl>
   </w:abstractNum>
-  <w:abstractNum w:abstractNumId="13" w15:restartNumberingAfterBreak="0">
+  <w:abstractNum w:abstractNumId="15" w15:restartNumberingAfterBreak="0">
     <w:nsid w:val="42C42BBE"/>
     <w:multiLevelType w:val="multilevel"/>
     <w:tmpl w:val="9B4417F6"/>
@@ -17631,7 +18219,7 @@
       </w:rPr>
     </w:lvl>
   </w:abstractNum>
-  <w:abstractNum w:abstractNumId="14" w15:restartNumberingAfterBreak="0">
+  <w:abstractNum w:abstractNumId="16" w15:restartNumberingAfterBreak="0">
     <w:nsid w:val="50E51F8A"/>
     <w:multiLevelType w:val="multilevel"/>
     <w:tmpl w:val="6D56F424"/>
@@ -17780,7 +18368,7 @@
       </w:rPr>
     </w:lvl>
   </w:abstractNum>
-  <w:abstractNum w:abstractNumId="15" w15:restartNumberingAfterBreak="0">
+  <w:abstractNum w:abstractNumId="17" w15:restartNumberingAfterBreak="0">
     <w:nsid w:val="56A2482E"/>
     <w:multiLevelType w:val="multilevel"/>
     <w:tmpl w:val="B6DA4650"/>
@@ -17929,7 +18517,7 @@
       </w:rPr>
     </w:lvl>
   </w:abstractNum>
-  <w:abstractNum w:abstractNumId="16" w15:restartNumberingAfterBreak="0">
+  <w:abstractNum w:abstractNumId="18" w15:restartNumberingAfterBreak="0">
     <w:nsid w:val="57BE6640"/>
     <w:multiLevelType w:val="multilevel"/>
     <w:tmpl w:val="F7ECB7EA"/>
@@ -18078,7 +18666,7 @@
       </w:rPr>
     </w:lvl>
   </w:abstractNum>
-  <w:abstractNum w:abstractNumId="17" w15:restartNumberingAfterBreak="0">
+  <w:abstractNum w:abstractNumId="19" w15:restartNumberingAfterBreak="0">
     <w:nsid w:val="5D62305B"/>
     <w:multiLevelType w:val="multilevel"/>
     <w:tmpl w:val="161ECC2E"/>
@@ -18201,7 +18789,7 @@
       </w:rPr>
     </w:lvl>
   </w:abstractNum>
-  <w:abstractNum w:abstractNumId="18" w15:restartNumberingAfterBreak="0">
+  <w:abstractNum w:abstractNumId="20" w15:restartNumberingAfterBreak="0">
     <w:nsid w:val="5E662FCD"/>
     <w:multiLevelType w:val="multilevel"/>
     <w:tmpl w:val="016018F4"/>
@@ -18350,7 +18938,7 @@
       </w:rPr>
     </w:lvl>
   </w:abstractNum>
-  <w:abstractNum w:abstractNumId="19" w15:restartNumberingAfterBreak="0">
+  <w:abstractNum w:abstractNumId="21" w15:restartNumberingAfterBreak="0">
     <w:nsid w:val="657E55CC"/>
     <w:multiLevelType w:val="multilevel"/>
     <w:tmpl w:val="6E841C9E"/>
@@ -18499,7 +19087,7 @@
       </w:rPr>
     </w:lvl>
   </w:abstractNum>
-  <w:abstractNum w:abstractNumId="20" w15:restartNumberingAfterBreak="0">
+  <w:abstractNum w:abstractNumId="22" w15:restartNumberingAfterBreak="0">
     <w:nsid w:val="665775DB"/>
     <w:multiLevelType w:val="multilevel"/>
     <w:tmpl w:val="5F804E60"/>
@@ -18648,7 +19236,7 @@
       </w:rPr>
     </w:lvl>
   </w:abstractNum>
-  <w:abstractNum w:abstractNumId="21" w15:restartNumberingAfterBreak="0">
+  <w:abstractNum w:abstractNumId="23" w15:restartNumberingAfterBreak="0">
     <w:nsid w:val="68E610BA"/>
     <w:multiLevelType w:val="multilevel"/>
     <w:tmpl w:val="E68C14C8"/>
@@ -18797,7 +19385,7 @@
       </w:rPr>
     </w:lvl>
   </w:abstractNum>
-  <w:abstractNum w:abstractNumId="22" w15:restartNumberingAfterBreak="0">
+  <w:abstractNum w:abstractNumId="24" w15:restartNumberingAfterBreak="0">
     <w:nsid w:val="6A615C21"/>
     <w:multiLevelType w:val="multilevel"/>
     <w:tmpl w:val="5020400A"/>
@@ -18946,7 +19534,7 @@
       </w:rPr>
     </w:lvl>
   </w:abstractNum>
-  <w:abstractNum w:abstractNumId="23" w15:restartNumberingAfterBreak="0">
+  <w:abstractNum w:abstractNumId="25" w15:restartNumberingAfterBreak="0">
     <w:nsid w:val="6F5277DB"/>
     <w:multiLevelType w:val="multilevel"/>
     <w:tmpl w:val="A78AD37C"/>
@@ -19095,7 +19683,7 @@
       </w:rPr>
     </w:lvl>
   </w:abstractNum>
-  <w:abstractNum w:abstractNumId="24" w15:restartNumberingAfterBreak="0">
+  <w:abstractNum w:abstractNumId="26" w15:restartNumberingAfterBreak="0">
     <w:nsid w:val="73014C4A"/>
     <w:multiLevelType w:val="multilevel"/>
     <w:tmpl w:val="E578E430"/>
@@ -19244,7 +19832,7 @@
       </w:rPr>
     </w:lvl>
   </w:abstractNum>
-  <w:abstractNum w:abstractNumId="25" w15:restartNumberingAfterBreak="0">
+  <w:abstractNum w:abstractNumId="27" w15:restartNumberingAfterBreak="0">
     <w:nsid w:val="7F16529C"/>
     <w:multiLevelType w:val="multilevel"/>
     <w:tmpl w:val="C7AA6998"/>
@@ -19362,82 +19950,88 @@
     </w:lvl>
   </w:abstractNum>
   <w:num w:numId="1" w16cid:durableId="194541912">
-    <w:abstractNumId w:val="17"/>
+    <w:abstractNumId w:val="19"/>
   </w:num>
   <w:num w:numId="2" w16cid:durableId="1226649280">
-    <w:abstractNumId w:val="14"/>
+    <w:abstractNumId w:val="16"/>
   </w:num>
   <w:num w:numId="3" w16cid:durableId="1887526763">
     <w:abstractNumId w:val="4"/>
   </w:num>
   <w:num w:numId="4" w16cid:durableId="454106272">
-    <w:abstractNumId w:val="19"/>
+    <w:abstractNumId w:val="21"/>
   </w:num>
   <w:num w:numId="5" w16cid:durableId="364136431">
-    <w:abstractNumId w:val="16"/>
+    <w:abstractNumId w:val="18"/>
   </w:num>
   <w:num w:numId="6" w16cid:durableId="1133595183">
-    <w:abstractNumId w:val="18"/>
+    <w:abstractNumId w:val="20"/>
   </w:num>
   <w:num w:numId="7" w16cid:durableId="1892494022">
-    <w:abstractNumId w:val="12"/>
+    <w:abstractNumId w:val="14"/>
   </w:num>
   <w:num w:numId="8" w16cid:durableId="1525090691">
-    <w:abstractNumId w:val="21"/>
+    <w:abstractNumId w:val="23"/>
   </w:num>
   <w:num w:numId="9" w16cid:durableId="1858616883">
     <w:abstractNumId w:val="3"/>
   </w:num>
   <w:num w:numId="10" w16cid:durableId="1527719731">
-    <w:abstractNumId w:val="24"/>
+    <w:abstractNumId w:val="26"/>
   </w:num>
   <w:num w:numId="11" w16cid:durableId="617614228">
     <w:abstractNumId w:val="5"/>
   </w:num>
   <w:num w:numId="12" w16cid:durableId="1661494667">
-    <w:abstractNumId w:val="11"/>
+    <w:abstractNumId w:val="13"/>
   </w:num>
   <w:num w:numId="13" w16cid:durableId="1669282351">
-    <w:abstractNumId w:val="7"/>
+    <w:abstractNumId w:val="8"/>
   </w:num>
   <w:num w:numId="14" w16cid:durableId="294339693">
     <w:abstractNumId w:val="2"/>
   </w:num>
   <w:num w:numId="15" w16cid:durableId="999121031">
-    <w:abstractNumId w:val="13"/>
+    <w:abstractNumId w:val="15"/>
   </w:num>
   <w:num w:numId="16" w16cid:durableId="2051958172">
-    <w:abstractNumId w:val="23"/>
+    <w:abstractNumId w:val="25"/>
   </w:num>
   <w:num w:numId="17" w16cid:durableId="1674456402">
-    <w:abstractNumId w:val="15"/>
+    <w:abstractNumId w:val="17"/>
   </w:num>
   <w:num w:numId="18" w16cid:durableId="786848918">
-    <w:abstractNumId w:val="8"/>
+    <w:abstractNumId w:val="9"/>
   </w:num>
   <w:num w:numId="19" w16cid:durableId="1557664678">
-    <w:abstractNumId w:val="9"/>
+    <w:abstractNumId w:val="10"/>
   </w:num>
   <w:num w:numId="20" w16cid:durableId="663170388">
+    <w:abstractNumId w:val="24"/>
+  </w:num>
+  <w:num w:numId="21" w16cid:durableId="309093308">
+    <w:abstractNumId w:val="12"/>
+  </w:num>
+  <w:num w:numId="22" w16cid:durableId="97726730">
     <w:abstractNumId w:val="22"/>
   </w:num>
-  <w:num w:numId="21" w16cid:durableId="309093308">
-    <w:abstractNumId w:val="10"/>
-  </w:num>
-  <w:num w:numId="22" w16cid:durableId="97726730">
-    <w:abstractNumId w:val="20"/>
-  </w:num>
   <w:num w:numId="23" w16cid:durableId="706174249">
-    <w:abstractNumId w:val="25"/>
+    <w:abstractNumId w:val="27"/>
   </w:num>
   <w:num w:numId="24" w16cid:durableId="1428697047">
-    <w:abstractNumId w:val="6"/>
+    <w:abstractNumId w:val="7"/>
   </w:num>
   <w:num w:numId="25" w16cid:durableId="1388534796">
     <w:abstractNumId w:val="0"/>
   </w:num>
   <w:num w:numId="26" w16cid:durableId="829903511">
     <w:abstractNumId w:val="1"/>
+  </w:num>
+  <w:num w:numId="27" w16cid:durableId="224027381">
+    <w:abstractNumId w:val="11"/>
+  </w:num>
+  <w:num w:numId="28" w16cid:durableId="470708350">
+    <w:abstractNumId w:val="6"/>
   </w:num>
 </w:numbering>
 </file>
@@ -20056,6 +20650,7 @@
   <w:style w:type="character" w:default="1" w:styleId="DefaultParagraphFont">
     <w:name w:val="Default Paragraph Font"/>
     <w:uiPriority w:val="1"/>
+    <w:semiHidden/>
     <w:unhideWhenUsed/>
   </w:style>
   <w:style w:type="table" w:default="1" w:styleId="TableNormal">
@@ -23025,7 +23620,7 @@
   <dgm:whole/>
   <dgm:extLst>
     <a:ext uri="http://schemas.microsoft.com/office/drawing/2008/diagram">
-      <dsp:dataModelExt xmlns:dsp="http://schemas.microsoft.com/office/drawing/2008/diagram" relId="rId16" minVer="http://schemas.openxmlformats.org/drawingml/2006/diagram"/>
+      <dsp:dataModelExt xmlns:dsp="http://schemas.microsoft.com/office/drawing/2008/diagram" relId="rId17" minVer="http://schemas.openxmlformats.org/drawingml/2006/diagram"/>
     </a:ext>
   </dgm:extLst>
 </dgm:dataModel>
@@ -26553,4 +27148,16 @@
     </a:ext>
   </a:extLst>
 </a:theme>
+</file>
+
+<file path=customXml/item1.xml><?xml version="1.0" encoding="utf-8"?>
+<b:Sources xmlns:b="http://schemas.openxmlformats.org/officeDocument/2006/bibliography" xmlns="http://schemas.openxmlformats.org/officeDocument/2006/bibliography" SelectedStyle="\APASixthEditionOfficeOnline.xsl" StyleName="APA" Version="6"/>
+</file>
+
+<file path=customXml/itemProps1.xml><?xml version="1.0" encoding="utf-8"?>
+<ds:datastoreItem xmlns:ds="http://schemas.openxmlformats.org/officeDocument/2006/customXml" ds:itemID="{8781260D-375E-4C7F-8925-46E8FD51749C}">
+  <ds:schemaRefs>
+    <ds:schemaRef ds:uri="http://schemas.openxmlformats.org/officeDocument/2006/bibliography"/>
+  </ds:schemaRefs>
+</ds:datastoreItem>
 </file>